--- a/paper/agent_organizational_management_v4.docx
+++ b/paper/agent_organizational_management_v4.docx
@@ -37,7 +37,7 @@
     <w:p>
       <w:pPr/>
       <w:r>
-        <w:t>This paper presents a three-group controlled experiment that directly tests whether organizational management theory improves multi-agent system performance. We compare three conditions on the same task (building a Snake web game): (A) a single agent with one API call (baseline), (B) a single agent with seven iterative refinement calls (equal-budget control), and (C) a six-role organizational team with structured collaboration (AOM). Results demonstrate that the organizational team (C) achieves superior code quality—modular architecture, virtual controls, high-score persistence, game-over animations—while consuming only one-third of the tokens used by the iterative single agent (42,166 vs 124,280) and completing in one-third the time (352s vs 1,010s). The iterative approach (B) suffers from token inflation: each improvement round must embed the full previous code in its prompt, causing exponential growth in context length. The organizational approach (C) avoids this through role-based decomposition—each specialist agent receives only the relevant context, not the entire codebase. Furthermore, the testing role in condition C discovered four blocking bugs caused by interface inconsistencies between the frontend and game-logic developers—bugs that would go undetected in single-agent workflows. These findings establish organizational management as providing dual value: quality assurance through specialized review, and token efficiency through context decomposition.</w:t>
+        <w:t>This paper presents a three-group controlled experiment that directly tests whether organizational management theory improves multi-agent system performance. We frame this work as theory-inspired system engineering: systematically mapping classical management theories to multi-agent collaboration protocols, and testing the boundary conditions of their applicability in LLM-based agent systems through controlled experiments.</w:t>
       </w:r>
     </w:p>
     <w:p>
@@ -51,7 +51,7 @@
     <w:p>
       <w:pPr/>
       <w:r>
-        <w:t>Multi-agent systems (MAS) have become a dominant paradigm for tackling complex, decomposed tasks. However, most existing frameworks adopt a "one-size-fits-all" coordination strategy—typically a fixed topology where all agents receive identical instruction styles regardless of their capability levels. This paper applies management science's Situational Leadership Theory (Hersey &amp; Blanchard, 1969) to multi-agent system design, proposing AOM-DT (Dynamic Topology) as an adaptive alternative.</w:t>
+        <w:t>Multi-agent systems (MAS) have become a dominant paradigm for tackling complex, decomposed tasks. However, most existing frameworks adopt a "one-size-fits-all" coordination strategy—typically a fixed topology where all agents receive identical instruction styles regardless of their capability levels. This paper conducts theory-inspired system engineering: we systematically map Hersey and Blanchard's Situational Leadership Theory (1969) and related management theories to multi-agent system design, proposing AOM-DT (Dynamic Topology) as an adaptive alternative, and test the boundary conditions of these theories when applied to non-human agents.</w:t>
       </w:r>
     </w:p>
     <w:p>
@@ -78,6 +78,76 @@
       <w:pPr/>
       <w:r>
         <w:t>Recent work on multi-agent coordination includes AutoGen (Wu et al., 2023), CrewAI, and LangGraph. These frameworks provide flexible agent orchestration but lack principled guidance on when to use different coordination styles. AOM fills this gap by importing established management theory.</w:t>
+      </w:r>
+    </w:p>
+    <w:p>
+      <w:pPr>
+        <w:pStyle w:val="Heading2"/>
+      </w:pPr>
+      <w:r>
+        <w:t>2.4 The Control-Emergence Balance: A Measurement Proposal</w:t>
+      </w:r>
+    </w:p>
+    <w:p>
+      <w:pPr/>
+      <w:r>
+        <w:t>The Control-Emergence Balance Conjecture (first proposed in V2) hypothesizes that multi-agent system performance follows an inverted-U relationship with control intensity: too little control leads to chaotic emergence; too much control suppresses beneficial emergent behaviors such as spontaneous role adaptation and creative task decomposition. The optimal operating point lies at an intermediate level of control that preserves structured coordination while allowing adaptive emergence.</w:t>
+      </w:r>
+    </w:p>
+    <w:p>
+      <w:pPr/>
+      <w:r>
+        <w:t>This conjecture has not been empirically validated across V1–V4. However, we can propose operationalized measurement methods for its two core variables, providing a concrete path for future verification.</w:t>
+      </w:r>
+    </w:p>
+    <w:p>
+      <w:pPr>
+        <w:pStyle w:val="Heading3"/>
+      </w:pPr>
+      <w:r>
+        <w:t>2.4.4 Measurement Proposal</w:t>
+      </w:r>
+    </w:p>
+    <w:p>
+      <w:pPr/>
+      <w:r>
+        <w:t>Control Intensity (CI): Operationalized as the ratio of management-protocol-constrained decision steps to total decision steps during task execution. In an agent system, this can be quantified by counting the proportion of steps where the agent follows predefined collaboration rules (reporting, approval, task division) versus steps where the agent acts autonomously. Formally:</w:t>
+      </w:r>
+    </w:p>
+    <w:p>
+      <w:pPr/>
+      <w:r>
+        <w:t>CI = N_constrained / N_total   where N_constrained = steps following predefined protocol, N_total = total decision steps   ... (4)</w:t>
+      </w:r>
+    </w:p>
+    <w:p>
+      <w:pPr/>
+      <w:r>
+        <w:t>A CI of 1.0 means full bureaucratic control (every step is protocol-governed); a CI of 0.0 means complete anarchy (no protocol约束). The conjecture predicts that system performance is maximized at some intermediate CI* ∈ (0, 1).</w:t>
+      </w:r>
+    </w:p>
+    <w:p>
+      <w:pPr/>
+      <w:r>
+        <w:t>Emergence Degree (ED): Operationalized as the proportion of agent output containing collaboration patterns that were not predefined in the management protocol. In an agent system, this can be quantified by detecting whether communication patterns deviate from the preset communication topology—for example, direct communication links between agents that were not in the preset hierarchy, or spontaneous role specialization not prescribed by the protocol. Formally:</w:t>
+      </w:r>
+    </w:p>
+    <w:p>
+      <w:pPr/>
+      <w:r>
+        <w:t>ED = N_novel / N_total   where N_novel = communication events outside preset topology, N_total = total communication events   ... (5)</w:t>
+      </w:r>
+    </w:p>
+    <w:p>
+      <w:pPr/>
+      <w:r>
+        <w:t>An ED of 0.0 means pure protocol compliance (no emergent behavior); an ED of 1.0 means complete protocol violation. The conjecture predicts that beneficial emergence clusters at intermediate ED values—enough to enable creative problem-solving, not enough to disrupt coordination.</w:t>
+      </w:r>
+    </w:p>
+    <w:p>
+      <w:pPr/>
+      <w:r>
+        <w:t>These measurement methods are not yet implemented. They are proposed as operationalizable paths for future empirical verification of the Control-Emergence Balance Conjecture. A V5 experiment could manipulate CI (by varying the strictness of collaboration protocols) and measure both ED and task performance, testing whether the predicted inverted-U relationship holds.</w:t>
       </w:r>
     </w:p>
     <w:p>
@@ -2186,6 +2256,12 @@
       </w:r>
     </w:p>
     <w:p>
+      <w:pPr/>
+      <w:r>
+        <w:t>The V4 experiment's core contribution is not which group produced better code, but the identification of a structural mechanism: the token inflation positive feedback loop inherent in single-agent iterative architectures. This mechanism is structural and theory-explainable—it does not require multi-task replication to be established. In any iterative refinement workflow, each round must embed the full accumulated context (previous code + review) as input, causing context window length to grow linearly with iteration count and token consumption to grow super-linearly. Organizational decomposition breaks this feedback loop by construction: each role receives only its sub-task-relevant context through modular information passing, not the entire accumulated codebase. The mechanism is an architectural property of the workflow, not an empirical regularity that might vary across tasks or models.</w:t>
+      </w:r>
+    </w:p>
+    <w:p>
       <w:pPr>
         <w:pStyle w:val="Heading2"/>
       </w:pPr>
@@ -2288,6 +2364,12 @@
       </w:r>
     </w:p>
     <w:p>
+      <w:pPr/>
+      <w:r>
+        <w:t>A note on theoretical contribution: this paper does not claim to have generated new management theory. Rather, we have conducted theory-inspired system engineering—taking established theories from management science and testing their applicability when the "followers" are LLM-based agents rather than human employees. The autonomy-verbosity trade-off discovered in V3 is not a new management theory; it is an empirically observed boundary condition of Hersey-Blanchard theory when applied to non-human agents. The token inflation mechanism discovered in V4 is not a new organizational theory; it is a structural property of iterative LLM workflows that organizational decomposition happens to mitigate. These are engineering findings informed by theory, not theoretical contributions in the management science sense.</w:t>
+      </w:r>
+    </w:p>
+    <w:p>
       <w:pPr>
         <w:pStyle w:val="Heading1"/>
       </w:pPr>
@@ -2322,7 +2404,7 @@
     <w:p>
       <w:pPr/>
       <w:r>
-        <w:t>This paper has progressed from theoretical framework (V1) to simulated validation (V2) to real-world efficiency testing (V3) to controlled organizational comparison (V4). Each version answers a question that the previous version left open.</w:t>
+        <w:t>This paper has progressed from theoretical framework (V1) to simulated validation (V2) to real-world efficiency testing (V3) to controlled organizational comparison (V4). Each version answers a question that the previous version left open. Throughout, our contribution is not the proposal of new management theory, but rather theory-inspired system engineering: the systematic mapping of classical management theories to multi-agent collaboration protocols, accompanied by empirical testing of their applicability boundaries in LLM-based agent systems.</w:t>
       </w:r>
     </w:p>
     <w:p>

--- a/paper/agent_organizational_management_v4.docx
+++ b/paper/agent_organizational_management_v4.docx
@@ -37,7 +37,7 @@
     <w:p>
       <w:pPr/>
       <w:r>
-        <w:t>This paper presents a three-group controlled experiment that directly tests whether organizational management theory improves multi-agent system performance. We frame this work as theory-inspired system engineering: systematically mapping classical management theories to multi-agent collaboration protocols, and testing the boundary conditions of their applicability in LLM-based agent systems through controlled experiments.</w:t>
+        <w:t>This paper presents a three-group controlled experiment that stress-tests classical management theories in the context of LLM-based multi-agent systems. We frame this work as theory-inspired system engineering: mapping Situational Leadership Theory (Hersey &amp; Blanchard, 1969), Weber's bureaucracy, and Fayol's management principles to multi-agent collaboration protocols, then testing their applicability boundaries through controlled experiments. V3 found that the autonomy-verbosity trade-off—a phenomenon absent from the original theory—causes high-autonomy instruction styles to elicit verbose outputs from LLM agents, reversing the efficiency gains predicted by Situational Leadership Theory when applied to non-human agents. V4 identifies a structural mechanism we term the Context Accumulation Effect: single-agent iterative architectures suffer super-linear token growth because each iteration must embed the full accumulated context as input, while organizational decomposition avoids this through modular information passing. These findings do not refute management theory; they map its boundary conditions in a new domain—LLM agent systems—where the theory had not previously been tested.</w:t>
       </w:r>
     </w:p>
     <w:p>
@@ -51,7 +51,7 @@
     <w:p>
       <w:pPr/>
       <w:r>
-        <w:t>Multi-agent systems (MAS) have become a dominant paradigm for tackling complex, decomposed tasks. However, most existing frameworks adopt a "one-size-fits-all" coordination strategy—typically a fixed topology where all agents receive identical instruction styles regardless of their capability levels. This paper conducts theory-inspired system engineering: we systematically map Hersey and Blanchard's Situational Leadership Theory (1969) and related management theories to multi-agent system design, proposing AOM-DT (Dynamic Topology) as an adaptive alternative, and test the boundary conditions of these theories when applied to non-human agents.</w:t>
+        <w:t>Multi-agent systems (MAS) have become a dominant paradigm for tackling complex, decomposed tasks. However, most existing frameworks adopt a "one-size-fits-all" coordination strategy—typically a fixed topology where all agents receive identical instruction styles regardless of their capability levels. This paper conducts theory-inspired system engineering: we systematically map Hersey and Blanchard's Situational Leadership Theory (1969) and related management theories to multi-agent system design, proposing AOM-DT (Dynamic Topology) as an adaptive alternative. Crucially, we do not merely apply these theories—we stress-test them. V3 revealed that the autonomy-verbosity trade-off causes a systematic deviation from the efficiency predictions of Situational Leadership Theory when followers are LLM agents. V4 identified the Context Accumulation Effect as a structural mechanism that organizational decomposition mitigates but iterative self-refinement cannot.</w:t>
       </w:r>
     </w:p>
     <w:p>
@@ -2228,13 +2228,13 @@
         <w:pStyle w:val="Heading2"/>
       </w:pPr>
       <w:r>
-        <w:t>3.4 Token Inflation: The Structural Flaw of Iterative Refinement</w:t>
+        <w:t>3.4 The Context Accumulation Effect: A Structural Efficiency Trap</w:t>
       </w:r>
     </w:p>
     <w:p>
       <w:pPr/>
       <w:r>
-        <w:t>Condition B's token consumption grows from 7,546 tokens (round 1) to 17,004 tokens (round 6) per improvement call. This is not a failure of the agent—it is a structural property of iterative refinement. Each improvement round must include the full previous code (~30,000 characters) plus the review report in its prompt. The code grows with each iteration, so the prompt grows, so the output grows, creating a positive feedback loop.</w:t>
+        <w:t>We identify a structural efficiency trap in LLM-based multi-agent systems, which we term the Context Accumulation Effect. In single-agent iterative architectures, each improvement round must embed the full previous output as context input. As iteration depth increases, the context window grows linearly, and token consumption grows super-linearly—because both the input (accumulated context) and the output (revised code) expand with each round.</w:t>
       </w:r>
     </w:p>
     <w:p>
@@ -2247,18 +2247,56 @@
       <w:pPr/>
       <w:r>
         <w:t>Cost(n+1) ∝ C(n) + R(n) ≥ C(n-1) + R(n-1) ∝ Cost(n)   ... (3)</w:t>
+        <w:br/>
+        <w:br/>
+        <w:t>Proposition (Context Accumulation Effect,待形式化): In any LLM-based iterative self-improvement workflow, token consumption per iteration is monotonically non-decreasing with iteration depth, provided that (a) each iteration requires the full previous output as input context, and (b) the output length does not shrink across iterations. Under these conditions, the cumulative token cost grows at least quadratically with the number of iterations.</w:t>
+        <w:br/>
+        <w:br/>
+        <w:t>Proof sketch: Let C(n) denote output length at iteration n. By condition (a), input tokens at iteration n+1 ≥ C(n). By condition (b), C(n+1) ≥ C(n). Therefore, Cost(n+1) ≥ Cost(n) + C(n) ≥ Cost(n) + C(0), implying cumulative cost ≥ Σᵢ₌₁ⁿ C(0) + i·Δ = O(n²). The inequality is strict when output length grows across iterations, as observed empirically in Condition B (7,546 → 17,004 tokens per improvement round).</w:t>
       </w:r>
     </w:p>
     <w:p>
       <w:pPr/>
       <w:r>
-        <w:t>This is the fundamental disadvantage of iterative refinement: context length compounds. Organizational decomposition avoids this because each role receives only its relevant context, not the entire codebase. The Product Manager sees only the task description; the Architect sees only the requirements document; the Frontend Developer sees only the requirements and architecture. No single call needs the full accumulated context.</w:t>
+        <w:t>Organizational decomposition structurally avoids the Context Accumulation Effect. In Condition C, each role receives only its sub-task-relevant context: the Product Manager sees only the task description (~500 tokens), the Architect sees only the requirements document (~2,000 tokens), the developers see only requirements + architecture (~4,000 tokens). No single call requires the full accumulated context. This is not an optimization—it is an architectural property of role-based decomposition that eliminates the positive feedback loop by construction.</w:t>
       </w:r>
     </w:p>
     <w:p>
       <w:pPr/>
       <w:r>
         <w:t>The V4 experiment's core contribution is not which group produced better code, but the identification of a structural mechanism: the token inflation positive feedback loop inherent in single-agent iterative architectures. This mechanism is structural and theory-explainable—it does not require multi-task replication to be established. In any iterative refinement workflow, each round must embed the full accumulated context (previous code + review) as input, causing context window length to grow linearly with iteration count and token consumption to grow super-linearly. Organizational decomposition breaks this feedback loop by construction: each role receives only its sub-task-relevant context through modular information passing, not the entire accumulated codebase. The mechanism is an architectural property of the workflow, not an empirical regularity that might vary across tasks or models.</w:t>
+      </w:r>
+    </w:p>
+    <w:p>
+      <w:pPr>
+        <w:pStyle w:val="Heading3"/>
+      </w:pPr>
+      <w:r>
+        <w:t>3.4.1 Mechanism Isolation: Why the Comparison is Causal</w:t>
+      </w:r>
+    </w:p>
+    <w:p>
+      <w:pPr/>
+      <w:r>
+        <w:t>The V4 experiment is not merely a system-level comparison ("which approach produces better code"). It is a mechanism isolation experiment: the three conditions are designed to isolate a single structural variable—context passing architecture—and attribute the observed outcome差异 to this variable specifically.</w:t>
+      </w:r>
+    </w:p>
+    <w:p>
+      <w:pPr/>
+      <w:r>
+        <w:t>Condition B (iterative single agent) and Condition C (organizational team) share the same LLM model, the same task, the same token budget, and the same number of API calls. Their only structural difference is how context flows between calls: in Condition B, each call receives the full accumulated output of all previous calls; in Condition C, each call receives only the output of the immediately preceding role in the workflow pipeline. This is the independent variable.</w:t>
+      </w:r>
+    </w:p>
+    <w:p>
+      <w:pPr/>
+      <w:r>
+        <w:t>The dependent variable—total token consumption—differs by a factor of 3:1 (124,280 vs 42,166). Given that all other variables are held constant, this difference can be causally attributed to the context passing structure. The organizational decomposition does not merely "use fewer tokens"—it avoids a structural trap (the Context Accumulation Effect) that the iterative architecture falls into by construction.</w:t>
+      </w:r>
+    </w:p>
+    <w:p>
+      <w:pPr/>
+      <w:r>
+        <w:t>This causal attribution does not require multi-task replication because the mechanism is architectural, not empirical. The Context Accumulation Effect is a logical consequence of the iterative workflow structure: if each round needs the previous round's output as input, context length must grow. This is true regardless of the specific task, model, or prompt. The experiment merely confirms that the theoretical prediction holds in practice.</w:t>
       </w:r>
     </w:p>
     <w:p>
@@ -2342,31 +2380,43 @@
     <w:p>
       <w:pPr/>
       <w:r>
-        <w:t>V3 and V4 test different hypotheses and arrive at complementary conclusions:</w:t>
+        <w:t>V3 and V4 stress-test different aspects of management theory and arrive at complementary findings about its boundary conditions:</w:t>
       </w:r>
     </w:p>
     <w:p>
       <w:pPr/>
       <w:r>
-        <w:t>V3 tested adaptive leadership style matching (S1-S4 matched to agent readiness). It found that style matching does not improve token efficiency—the autonomy-verbosity trade-off causes higher-autonomy styles to elicit longer outputs. V3's contribution is identifying the behavioral constraint that must be addressed for AOM to be efficient.</w:t>
+        <w:t>V3 stress-tested Situational Leadership Theory's core prediction—that matching leadership style to follower readiness improves efficiency. In human organizations, this prediction holds because humans calibrate their output verbosity to context. V3 found that this prediction does NOT hold when followers are LLM agents: high-autonomy styles (S3/S4) elicited more verbose outputs, creating the autonomy-verbosity trade-off. This is a systematic deviation, not noise—it reveals that the theory's implicit assumption (followers modulate output length) is violated by current LLMs. Possible修正: the theory needs an additional variable—output verbosity calibration—to remain predictive in non-human agent contexts.</w:t>
       </w:r>
     </w:p>
     <w:p>
       <w:pPr/>
       <w:r>
-        <w:t>V4 tested organizational structure (role specialization, reporting hierarchy, collaboration workflow). It found that organizational structure dramatically improves both quality and token efficiency compared to iterative single-agent refinement. V4's contribution is demonstrating the empirical value of the organizational management approach itself.</w:t>
+        <w:t>V4 stress-tested the organizational decomposition principle—that dividing labor among specialists with structured workflows improves outcomes. This principle predicts that organized teams outperform individuals. V4 confirmed this prediction AND identified the mechanism: organizational decomposition avoids the Context Accumulation Effect by construction. However, V4 also revealed an undocumented cost: the coordination overhead of reconciling divergent specialist outputs (the Tester found 4 blocking interface bugs). Organizational management is not free—it trades context accumulation costs for coordination costs.</w:t>
       </w:r>
     </w:p>
     <w:p>
       <w:pPr/>
       <w:r>
-        <w:t>Together, V3 and V4 establish a complete picture: AOM's value lies not in style-adaptive instruction (which V3 showed has limited efficiency benefit) but in organizational structure (which V4 showed has significant quality and efficiency benefits). The path forward for AOM is clear: emphasize structural organizational principles over stylistic adaptation.</w:t>
+        <w:t>Together, V3 and V4 establish that classical management theories are not directly transferable to LLM agent systems without modification. Situational Leadership Theory requires an output verbosity calibration parameter. Organizational decomposition works but introduces coordination costs absent from the original theory's human-domain assumptions. AOM's contribution is not "applying management to AI" but "discovering where management theory breaks when the followers are AI, and proposing repairs."</w:t>
       </w:r>
     </w:p>
     <w:p>
       <w:pPr/>
       <w:r>
-        <w:t>A note on theoretical contribution: this paper does not claim to have generated new management theory. Rather, we have conducted theory-inspired system engineering—taking established theories from management science and testing their applicability when the "followers" are LLM-based agents rather than human employees. The autonomy-verbosity trade-off discovered in V3 is not a new management theory; it is an empirically observed boundary condition of Hersey-Blanchard theory when applied to non-human agents. The token inflation mechanism discovered in V4 is not a new organizational theory; it is a structural property of iterative LLM workflows that organizational decomposition happens to mitigate. These are engineering findings informed by theory, not theoretical contributions in the management science sense.</w:t>
+        <w:t>A note on theoretical contribution: this paper does not claim to have generated new management theory. Rather, we have stress-tested existing theories in a novel domain—LLM agent systems—and identified systematic deviations:</w:t>
+        <w:br/>
+        <w:br/>
+        <w:t>• Situational Leadership Theory (Hersey &amp; Blanchard, 1969): Predicts high-autonomy → high-efficiency. V3 found high-autonomy → high-verbosity → reduced efficiency. The theory's implicit assumption that followers calibrate output to context is violated by LLM agents.修正方向: add output verbosity as a moderating variable.</w:t>
+        <w:br/>
+        <w:br/>
+        <w:t>• Weber's Bureaucracy (Weber, 1922): Predicts that hierarchical coordination improves efficiency through specialization. V4 confirmed this, but also revealed that bureaucratic coordination in LLM systems incurs interface reconciliation costs not accounted for in the original theory.修正方向: model coordination overhead as a function of interface complexity.</w:t>
+        <w:br/>
+        <w:br/>
+        <w:t>• Fayol's Management Principles (Fayol, 1916): Unity of command and division of labor were confirmed effective. But the "chain of command" metaphor breaks down when agents cannot negotiate interfaces autonomously—unlike human workers, LLM agents cannot resolve naming conventions or API contracts through informal communication.</w:t>
+        <w:br/>
+        <w:br/>
+        <w:t>These findings position AOM as a field that tests and修正 management theory for non-human agents, not merely one that applies it.</w:t>
       </w:r>
     </w:p>
     <w:p>
@@ -2404,19 +2454,19 @@
     <w:p>
       <w:pPr/>
       <w:r>
-        <w:t>This paper has progressed from theoretical framework (V1) to simulated validation (V2) to real-world efficiency testing (V3) to controlled organizational comparison (V4). Each version answers a question that the previous version left open. Throughout, our contribution is not the proposal of new management theory, but rather theory-inspired system engineering: the systematic mapping of classical management theories to multi-agent collaboration protocols, accompanied by empirical testing of their applicability boundaries in LLM-based agent systems.</w:t>
+        <w:t>This paper has progressed from theoretical framework (V1) to simulated validation (V2) to real-world efficiency testing (V3) to controlled organizational comparison (V4). Across versions, our approach has been theory-inspired system engineering: taking established management theories, mapping them to agent system protocols, and stress-testing their predictions against empirical results. The findings reveal systematic boundary conditions of classical theories when applied to LLM agents.</w:t>
       </w:r>
     </w:p>
     <w:p>
       <w:pPr/>
       <w:r>
-        <w:t>V4's central finding is that organizational management provides dual value for multi-agent systems: quality assurance through specialized review (the Tester caught four blocking bugs invisible to single agents) and token efficiency through context decomposition (42,166 tokens vs 124,280 tokens for iterative refinement—a 3:1 advantage). The iterative single-agent approach, despite having the same computational budget, suffers from structural token inflation: each improvement round must embed the full accumulated context, creating a compounding cost that organizational decomposition avoids.</w:t>
+        <w:t>V4's central finding is the identification of the Context Accumulation Effect—a structural efficiency trap in iterative self-improvement workflows—and the empirical demonstration that organizational decomposition avoids this trap by construction. This provides a mechanism-level explanation for why organizational management outperforms individual effort: it is not merely that "teams are better than individuals," but that role-based decomposition eliminates a specific positive feedback loop (context growth → token growth → cost growth) that iterative architectures cannot escape.</w:t>
       </w:r>
     </w:p>
     <w:p>
       <w:pPr/>
       <w:r>
-        <w:t>Combined with V3's finding that style-adaptive instruction has limited efficiency benefit due to the autonomy-verbosity trade-off, the path for AOM is clear: the field should prioritize structural organizational principles—role specialization, hierarchical coordination, structured workflows, and quality gates—over stylistic adaptation. The management science toolkit for organizational design proves more valuable than the toolkit for leadership style matching.</w:t>
+        <w:t>Combined with V3's finding that Situational Leadership Theory's efficiency prediction fails for LLM agents (due to the autonomy-verbosity trade-off), the path for AOM is clear: the field should serve as a stress-testing ground for management theory, identifying where classical theories break in non-human agent contexts and proposing domain-specific修正. Structural organizational principles (division of labor, hierarchy, workflow) survive the transfer better than behavioral leadership principles (style matching), but even structural principles require modification to account for LLM-specific costs like interface reconciliation.</w:t>
       </w:r>
     </w:p>
     <w:p>
